--- a/Tailored_CVs/Shinoy_ASN_Bank_Functional_Datawarehouse_Tester.docx
+++ b/Tailored_CVs/Shinoy_ASN_Bank_Functional_Datawarehouse_Tester.docx
@@ -70,7 +70,7 @@
           <w:b w:val="0"/>
           <w:sz w:val="19"/>
         </w:rPr>
-        <w:t>I am a QA Automation Engineer with over 8 years of experience building reliable test frameworks and validating complex backend data flows for financial clients. My background includes writing complex SQL queries to verify datasets, testing ETL processes, and setting up automated regression checks. I hold a valid EU residence permit and am ready to contribute to your data delivery team right away.</w:t>
+        <w:t>QA Automation Engineer with over 8 years of experience in financial and banking environments, specializing in data integrity and backend validation. Skilled in building scalable test frameworks using Java, Selenium, and Playwright, alongside executing complex SQL queries for data workflows. I bring a strong background in Agile delivery, CI/CD pipelines, and collaborating closely with business and data teams.</w:t>
       </w:r>
     </w:p>
     <w:p>
@@ -288,7 +288,7 @@
           <w:b w:val="0"/>
           <w:sz w:val="18"/>
         </w:rPr>
-        <w:t>▸ Executed complex Oracle SQL queries to validate massive datasets and ensure strict data integrity across backend credit risk and data processing workflows.</w:t>
+        <w:t>▸ Executed complex Oracle SQL queries to validate massive datasets and ensure strict data integrity across backend credit risk and data workflows.</w:t>
       </w:r>
     </w:p>
     <w:p>
@@ -301,7 +301,7 @@
           <w:b w:val="0"/>
           <w:sz w:val="18"/>
         </w:rPr>
-        <w:t>▸ Translated business requirements into structured test plans and automated regression scripts using Java Selenium and Playwright TypeScript.</w:t>
+        <w:t>▸ Migrated automation frameworks for endtoend data and credit limit workflows, boosting test execution efficiency by 20%.</w:t>
       </w:r>
     </w:p>
     <w:p>
@@ -314,7 +314,7 @@
           <w:b w:val="0"/>
           <w:sz w:val="18"/>
         </w:rPr>
-        <w:t>▸ Collaborated with SRE and development teams to trace data issues from source systems to reporting outputs, reducing defect leakage before release.</w:t>
+        <w:t>▸ Partnered with crossfunctional teams, SREs, and product owners to translate business requirements into comprehensive test strategies and reduce defect leakage.</w:t>
       </w:r>
     </w:p>
     <w:p>
@@ -327,7 +327,7 @@
           <w:b w:val="0"/>
           <w:sz w:val="18"/>
         </w:rPr>
-        <w:t>▸ Streamlined test generation scripts and data validation tasks using AI tools like Gemini Code Assist to improve overall testing efficiency.</w:t>
+        <w:t>▸ Streamlined test generation and deployment processes utilizing AI tools like Gemini Code Assist to improve delivery speed.</w:t>
       </w:r>
     </w:p>
     <w:p>
